--- a/docs/RESPONSE_TO_REVIEWERS_redline.docx
+++ b/docs/RESPONSE_TO_REVIEWERS_redline.docx
@@ -133,7 +133,7 @@
     </w:p>
     <w:p>
       <w:r>
-        <w:t>Energy Modeling §D; Results §A; Figures 7.</w:t>
+        <w:t>Energy Modeling §D; Results §A; Figures 4.</w:t>
       </w:r>
     </w:p>
     <w:p>
@@ -189,7 +189,7 @@
     </w:p>
     <w:p>
       <w:r>
-        <w:t>(E_PoS=Σ(P_v·T·u_v)/1000+E_comm) added; PoS results and Figure 8 added. Cites</w:t>
+        <w:t>(E_PoS=Σ(P_v·T·u_v)/1000+E_comm) added; PoS results and Figure 5 added. Cites</w:t>
       </w:r>
     </w:p>
     <w:p>
@@ -199,7 +199,7 @@
     </w:p>
     <w:p>
       <w:r>
-        <w:t>§A; Figure 8.</w:t>
+        <w:t>§A; Figure 5.</w:t>
       </w:r>
     </w:p>
     <w:p>
@@ -276,7 +276,7 @@
     </w:p>
     <w:p>
       <w:r>
-        <w:t>defining low/average/high γ; red γ-sensitivity results paragraph and Figure 10</w:t>
+        <w:t>defining low/average/high γ; red γ-sensitivity results paragraph and Figure 7</w:t>
       </w:r>
     </w:p>
     <w:p>
@@ -286,7 +286,7 @@
     </w:p>
     <w:p>
       <w:r>
-        <w:t>Figure 10.</w:t>
+        <w:t>Figure 7.</w:t>
       </w:r>
     </w:p>
     <w:p>
@@ -337,12 +337,12 @@
     </w:p>
     <w:p>
       <w:r>
-        <w:t>interval; CIs shown in Figures 7–10 and Results §A. Location: §D; Results;</w:t>
+        <w:t>interval; CIs shown in Figures 4–7 and Results §A. Location: §D; Results;</w:t>
       </w:r>
     </w:p>
     <w:p>
       <w:r>
-        <w:t>Figures 7–10.</w:t>
+        <w:t>Figures 4–7.</w:t>
       </w:r>
     </w:p>
     <w:p>
@@ -383,7 +383,7 @@
     </w:p>
     <w:p>
       <w:r>
-        <w:t>Response: Done conservatively. Revision made: original Figures 1–6 are retained;</w:t>
+        <w:t>Response: Done. Revision made: original Figures 1–3 are retained; the uncited old carbon-comparison plots (former Figures 4–6) were removed, and</w:t>
       </w:r>
     </w:p>
     <w:p>
@@ -393,7 +393,7 @@
     </w:p>
     <w:p>
       <w:r>
-        <w:t>added in the same locations as Figures 7–10 (energy vs miners, PoS vs</w:t>
+        <w:t>added as Figures 4–7 (energy vs miners, PoS vs</w:t>
       </w:r>
     </w:p>
     <w:p>
@@ -426,12 +426,12 @@
     </w:p>
     <w:p>
       <w:r>
-        <w:t>peer degree), with Figure 9, reported separately from consensus energy.</w:t>
+        <w:t>peer degree), with Figure 6, reported separately from consensus energy.</w:t>
       </w:r>
     </w:p>
     <w:p>
       <w:r>
-        <w:t>Location: Energy Modeling §B; Results §A; Figure 9.</w:t>
+        <w:t>Location: Energy Modeling §B; Results §A; Figure 6.</w:t>
       </w:r>
     </w:p>
     <w:p>
